--- a/docs/Курсовая_работа.docx
+++ b/docs/Курсовая_работа.docx
@@ -147,6 +147,8 @@
             <w:r>
               <w:rPr>
                 <w:rFonts w:ascii="Times New Roman" w:hAnsi="Times New Roman" w:eastAsia="Times New Roman" w:cs="Times New Roman"/>
+                <w:b w:val="0"/>
+                <w:bCs w:val="0"/>
                 <w:noProof/>
                 <w:webHidden/>
                 <w:sz w:val="28"/>
@@ -246,6 +248,8 @@
             <w:r>
               <w:rPr>
                 <w:rFonts w:ascii="Times New Roman" w:hAnsi="Times New Roman" w:eastAsia="Times New Roman" w:cs="Times New Roman"/>
+                <w:b w:val="0"/>
+                <w:bCs w:val="0"/>
                 <w:noProof/>
                 <w:webHidden/>
                 <w:sz w:val="28"/>
@@ -340,11 +344,13 @@
                 <w:sz w:val="28"/>
                 <w:szCs w:val="28"/>
               </w:rPr>
-              <w:t xml:space="preserve">1 Теоретические основы разработки серверной части веб-приложений</w:t>
-            </w:r>
-            <w:r>
-              <w:rPr>
-                <w:rFonts w:ascii="Times New Roman" w:hAnsi="Times New Roman" w:eastAsia="Times New Roman" w:cs="Times New Roman"/>
+              <w:t xml:space="preserve">1 Теоретические основы разработки веб-приложений</w:t>
+            </w:r>
+            <w:r>
+              <w:rPr>
+                <w:rFonts w:ascii="Times New Roman" w:hAnsi="Times New Roman" w:eastAsia="Times New Roman" w:cs="Times New Roman"/>
+                <w:b w:val="0"/>
+                <w:bCs w:val="0"/>
                 <w:noProof/>
                 <w:webHidden/>
                 <w:sz w:val="28"/>
@@ -442,6 +448,8 @@
             <w:r>
               <w:rPr>
                 <w:rFonts w:ascii="Times New Roman" w:hAnsi="Times New Roman" w:eastAsia="Times New Roman" w:cs="Times New Roman"/>
+                <w:b w:val="0"/>
+                <w:bCs w:val="0"/>
                 <w:noProof/>
                 <w:webHidden/>
                 <w:sz w:val="28"/>
@@ -529,6 +537,8 @@
             <w:r>
               <w:rPr>
                 <w:rFonts w:ascii="Times New Roman" w:hAnsi="Times New Roman" w:eastAsia="Times New Roman" w:cs="Times New Roman"/>
+                <w:b w:val="0"/>
+                <w:bCs w:val="0"/>
                 <w:noProof/>
                 <w:webHidden/>
                 <w:sz w:val="28"/>
@@ -574,7 +584,7 @@
                 <w:sz w:val="28"/>
                 <w:szCs w:val="28"/>
               </w:rPr>
-              <w:t>7</w:t>
+              <w:t>6</w:t>
             </w:r>
             <w:r>
               <w:rPr>
@@ -611,11 +621,13 @@
                 <w:sz w:val="28"/>
                 <w:szCs w:val="28"/>
               </w:rPr>
-              <w:t xml:space="preserve">1.3 Рассмотрение распространенных платформ и СУБД для разработки веб-приложений</w:t>
-            </w:r>
-            <w:r>
-              <w:rPr>
-                <w:rFonts w:ascii="Times New Roman" w:hAnsi="Times New Roman" w:eastAsia="Times New Roman" w:cs="Times New Roman"/>
+              <w:t xml:space="preserve">1.3 Платформы и СУБД для разработки веб-приложений</w:t>
+            </w:r>
+            <w:r>
+              <w:rPr>
+                <w:rFonts w:ascii="Times New Roman" w:hAnsi="Times New Roman" w:eastAsia="Times New Roman" w:cs="Times New Roman"/>
+                <w:b w:val="0"/>
+                <w:bCs w:val="0"/>
                 <w:noProof/>
                 <w:webHidden/>
                 <w:sz w:val="28"/>
@@ -698,11 +710,13 @@
                 <w:sz w:val="28"/>
                 <w:szCs w:val="28"/>
               </w:rPr>
-              <w:t xml:space="preserve">1.4 Обоснование выбора Spring Boot для создания серверных компонентов</w:t>
-            </w:r>
-            <w:r>
-              <w:rPr>
-                <w:rFonts w:ascii="Times New Roman" w:hAnsi="Times New Roman" w:eastAsia="Times New Roman" w:cs="Times New Roman"/>
+              <w:t xml:space="preserve">1.4 Обоснование выбора Spring Boot</w:t>
+            </w:r>
+            <w:r>
+              <w:rPr>
+                <w:rFonts w:ascii="Times New Roman" w:hAnsi="Times New Roman" w:eastAsia="Times New Roman" w:cs="Times New Roman"/>
+                <w:b w:val="0"/>
+                <w:bCs w:val="0"/>
                 <w:noProof/>
                 <w:webHidden/>
                 <w:sz w:val="28"/>
@@ -748,7 +762,7 @@
                 <w:sz w:val="28"/>
                 <w:szCs w:val="28"/>
               </w:rPr>
-              <w:t>11</w:t>
+              <w:t>10</w:t>
             </w:r>
             <w:r>
               <w:rPr>
@@ -792,6 +806,8 @@
             <w:r>
               <w:rPr>
                 <w:rFonts w:ascii="Times New Roman" w:hAnsi="Times New Roman" w:eastAsia="Times New Roman" w:cs="Times New Roman"/>
+                <w:b w:val="0"/>
+                <w:bCs w:val="0"/>
                 <w:noProof/>
                 <w:webHidden/>
                 <w:sz w:val="28"/>
@@ -886,11 +902,13 @@
                 <w:sz w:val="28"/>
                 <w:szCs w:val="28"/>
               </w:rPr>
-              <w:t xml:space="preserve">2 Определение подходящих вариантов и инструментария для реализации проекта</w:t>
-            </w:r>
-            <w:r>
-              <w:rPr>
-                <w:rFonts w:ascii="Times New Roman" w:hAnsi="Times New Roman" w:eastAsia="Times New Roman" w:cs="Times New Roman"/>
+              <w:t xml:space="preserve">2 Анализ выбранного стека технологий</w:t>
+            </w:r>
+            <w:r>
+              <w:rPr>
+                <w:rFonts w:ascii="Times New Roman" w:hAnsi="Times New Roman" w:eastAsia="Times New Roman" w:cs="Times New Roman"/>
+                <w:b w:val="0"/>
+                <w:bCs w:val="0"/>
                 <w:noProof/>
                 <w:webHidden/>
                 <w:sz w:val="28"/>
@@ -988,6 +1006,8 @@
             <w:r>
               <w:rPr>
                 <w:rFonts w:ascii="Times New Roman" w:hAnsi="Times New Roman" w:eastAsia="Times New Roman" w:cs="Times New Roman"/>
+                <w:b w:val="0"/>
+                <w:bCs w:val="0"/>
                 <w:noProof/>
                 <w:webHidden/>
                 <w:sz w:val="28"/>
@@ -1075,6 +1095,8 @@
             <w:r>
               <w:rPr>
                 <w:rFonts w:ascii="Times New Roman" w:hAnsi="Times New Roman" w:eastAsia="Times New Roman" w:cs="Times New Roman"/>
+                <w:b w:val="0"/>
+                <w:bCs w:val="0"/>
                 <w:noProof/>
                 <w:webHidden/>
                 <w:sz w:val="28"/>
@@ -1157,11 +1179,13 @@
                 <w:sz w:val="28"/>
                 <w:szCs w:val="28"/>
               </w:rPr>
-              <w:t xml:space="preserve">2.3 Архитектура и жизненный цикл создания приложения на Spring Boot</w:t>
-            </w:r>
-            <w:r>
-              <w:rPr>
-                <w:rFonts w:ascii="Times New Roman" w:hAnsi="Times New Roman" w:eastAsia="Times New Roman" w:cs="Times New Roman"/>
+              <w:t xml:space="preserve">2.3 Архитектура и жизненный цикл приложения</w:t>
+            </w:r>
+            <w:r>
+              <w:rPr>
+                <w:rFonts w:ascii="Times New Roman" w:hAnsi="Times New Roman" w:eastAsia="Times New Roman" w:cs="Times New Roman"/>
+                <w:b w:val="0"/>
+                <w:bCs w:val="0"/>
                 <w:noProof/>
                 <w:webHidden/>
                 <w:sz w:val="28"/>
@@ -1246,11 +1270,13 @@
                 <w:sz w:val="28"/>
                 <w:szCs w:val="28"/>
               </w:rPr>
-              <w:t xml:space="preserve">3 Разработка Front-end и Back-end частей для приложения «Учет офисного оборудования»</w:t>
-            </w:r>
-            <w:r>
-              <w:rPr>
-                <w:rFonts w:ascii="Times New Roman" w:hAnsi="Times New Roman" w:eastAsia="Times New Roman" w:cs="Times New Roman"/>
+              <w:t xml:space="preserve">3 Разработка приложения «Учет офисного оборудования»</w:t>
+            </w:r>
+            <w:r>
+              <w:rPr>
+                <w:rFonts w:ascii="Times New Roman" w:hAnsi="Times New Roman" w:eastAsia="Times New Roman" w:cs="Times New Roman"/>
+                <w:b w:val="0"/>
+                <w:bCs w:val="0"/>
                 <w:noProof/>
                 <w:webHidden/>
                 <w:sz w:val="28"/>
@@ -1348,6 +1374,8 @@
             <w:r>
               <w:rPr>
                 <w:rFonts w:ascii="Times New Roman" w:hAnsi="Times New Roman" w:eastAsia="Times New Roman" w:cs="Times New Roman"/>
+                <w:b w:val="0"/>
+                <w:bCs w:val="0"/>
                 <w:noProof/>
                 <w:webHidden/>
                 <w:sz w:val="28"/>
@@ -1430,11 +1458,13 @@
                 <w:sz w:val="28"/>
                 <w:szCs w:val="28"/>
               </w:rPr>
-              <w:t xml:space="preserve">3.2 Разработка Back-end компонентов с использованием фреймворка Spring Boot</w:t>
-            </w:r>
-            <w:r>
-              <w:rPr>
-                <w:rFonts w:ascii="Times New Roman" w:hAnsi="Times New Roman" w:eastAsia="Times New Roman" w:cs="Times New Roman"/>
+              <w:t xml:space="preserve">3.2 Разработка Back-end компонентов на Spring Boot</w:t>
+            </w:r>
+            <w:r>
+              <w:rPr>
+                <w:rFonts w:ascii="Times New Roman" w:hAnsi="Times New Roman" w:eastAsia="Times New Roman" w:cs="Times New Roman"/>
+                <w:b w:val="0"/>
+                <w:bCs w:val="0"/>
                 <w:noProof/>
                 <w:webHidden/>
                 <w:sz w:val="28"/>
@@ -1524,6 +1554,8 @@
             <w:r>
               <w:rPr>
                 <w:rFonts w:ascii="Times New Roman" w:hAnsi="Times New Roman" w:eastAsia="Times New Roman" w:cs="Times New Roman"/>
+                <w:b w:val="0"/>
+                <w:bCs w:val="0"/>
                 <w:noProof/>
                 <w:webHidden/>
                 <w:sz w:val="28"/>
@@ -1623,6 +1655,8 @@
             <w:r>
               <w:rPr>
                 <w:rFonts w:ascii="Times New Roman" w:hAnsi="Times New Roman" w:eastAsia="Times New Roman" w:cs="Times New Roman"/>
+                <w:b w:val="0"/>
+                <w:bCs w:val="0"/>
                 <w:noProof/>
                 <w:webHidden/>
                 <w:sz w:val="28"/>
@@ -2180,7 +2214,7 @@
           <w:sz w:val="28"/>
           <w:szCs w:val="28"/>
         </w:rPr>
-        <w:t xml:space="preserve">1 Теоретические основы разработки серверной части веб-приложений</w:t>
+        <w:t xml:space="preserve">1 Теоретические основы разработки веб-приложений</w:t>
       </w:r>
       <w:bookmarkEnd w:id="3"/>
     </w:p>
@@ -4000,7 +4034,7 @@
           <w:sz w:val="28"/>
           <w:szCs w:val="28"/>
         </w:rPr>
-        <w:t xml:space="preserve">1.3 Рассмотрение распространенных платформ и СУБД для разработки веб-приложений</w:t>
+        <w:t xml:space="preserve">1.3 Платформы и СУБД для разработки веб-приложений</w:t>
       </w:r>
       <w:bookmarkEnd w:id="6"/>
     </w:p>
@@ -5744,7 +5778,7 @@
           <w:sz w:val="28"/>
           <w:szCs w:val="28"/>
         </w:rPr>
-        <w:t xml:space="preserve">1.4 Обоснование выбора Spring Boot для создания серверных компонентов</w:t>
+        <w:t xml:space="preserve">1.4 Обоснование выбора Spring Boot</w:t>
       </w:r>
       <w:bookmarkEnd w:id="7"/>
     </w:p>
@@ -5907,7 +5941,7 @@
           <w:sz w:val="28"/>
           <w:szCs w:val="28"/>
         </w:rPr>
-        <w:t xml:space="preserve">2 Определение подходящих вариантов и инструментария для реализации проекта</w:t>
+        <w:t xml:space="preserve">2 Анализ выбранного стека технологий</w:t>
       </w:r>
       <w:bookmarkEnd w:id="9"/>
     </w:p>
@@ -7531,7 +7565,7 @@
           <w:sz w:val="28"/>
           <w:szCs w:val="28"/>
         </w:rPr>
-        <w:t xml:space="preserve">2.3 Архитектура и жизненный цикл создания приложения на Spring Boot</w:t>
+        <w:t xml:space="preserve">2.3 Архитектура и жизненный цикл приложения</w:t>
       </w:r>
       <w:bookmarkEnd w:id="12"/>
     </w:p>
@@ -8281,7 +8315,7 @@
           <w:sz w:val="28"/>
           <w:szCs w:val="28"/>
         </w:rPr>
-        <w:t xml:space="preserve">3 Разработка Front-end и Back-end частей для приложения «Учет офисного оборудования»</w:t>
+        <w:t xml:space="preserve">3 Разработка приложения «Учет офисного оборудования»</w:t>
       </w:r>
       <w:bookmarkEnd w:id="13"/>
     </w:p>
@@ -9234,7 +9268,7 @@
           <w:sz w:val="28"/>
           <w:szCs w:val="28"/>
         </w:rPr>
-        <w:t xml:space="preserve">3.2 Разработка Back-end компонентов с использованием фреймворка Spring Boot</w:t>
+        <w:t xml:space="preserve">3.2 Разработка Back-end компонентов на Spring Boot</w:t>
       </w:r>
       <w:bookmarkEnd w:id="15"/>
     </w:p>
@@ -13712,10 +13746,6 @@
       <w:ind w:firstLine="0"/>
       <w:jc w:val="both"/>
     </w:pPr>
-    <w:rPr>
-      <w:b/>
-      <w:bCs/>
-    </w:rPr>
   </w:style>
   <w:style w:type="paragraph" w:styleId="TOC2">
     <w:name w:val="toc 2"/>
@@ -13732,10 +13762,6 @@
       <w:ind w:firstLine="0"/>
       <w:jc w:val="both"/>
     </w:pPr>
-    <w:rPr>
-      <w:b/>
-      <w:bCs/>
-    </w:rPr>
   </w:style>
   <w:style w:type="paragraph" w:styleId="TOC3">
     <w:name w:val="toc 3"/>
